--- a/scripts/Announcement-Script-2026-10-25.docx
+++ b/scripts/Announcement-Script-2026-10-25.docx
@@ -199,7 +199,7 @@
           <w:color w:val="C00000"/>
           <w:sz w:val="22"/>
         </w:rPr>
-        <w:t>Min. Tobi Kujore and Min. Chisimdi</w:t>
+        <w:t>Min. Tobi Kujore, Min. Chisimdi and The LifePointe Band</w:t>
       </w:r>
       <w:r>
         <w:rPr>
